--- a/05_改修資料/KSM-AWS-005_改修指示書_STG_SGセキュリティ強化v0.1.docx
+++ b/05_改修資料/KSM-AWS-005_改修指示書_STG_SGセキュリティ強化v0.1.docx
@@ -4,7 +4,7 @@
   <w:body>
     <w:p>
       <w:pPr>
-        <w:spacing w:before="4800" w:after="80"/>
+        <w:spacing w:before="2600" w:after="80"/>
         <w:jc w:val="center"/>
       </w:pPr>
       <w:r>
@@ -37,7 +37,7 @@
     </w:p>
     <w:p>
       <w:pPr>
-        <w:spacing w:before="2400" w:after="0"/>
+        <w:spacing w:before="900" w:after="0"/>
       </w:pPr>
       <w:r>
         <w:rPr>
@@ -467,7 +467,7 @@
     </w:tbl>
     <w:p>
       <w:pPr>
-        <w:spacing w:before="1400" w:after="0"/>
+        <w:spacing w:before="500" w:after="0"/>
         <w:jc w:val="center"/>
       </w:pPr>
       <w:r>
